--- a/lightning-lesson-v3/How_to_Tell_If_Your_Career_Is_Stalling_Facilitator_Guide_v3.1.docx
+++ b/lightning-lesson-v3/How_to_Tell_If_Your_Career_Is_Stalling_Facilitator_Guide_v3.1.docx
@@ -4,7 +4,7 @@
   <w:body>
     <w:p>
       <w:pPr>
-        <w:spacing w:after="120" w:before="0" w:line="312" w:lineRule="auto"/>
+        <w:spacing w:after="120" w:before="0" w:line="293" w:lineRule="auto"/>
       </w:pPr>
       <w:r>
         <w:rPr>
@@ -35,7 +35,7 @@
     </w:p>
     <w:p>
       <w:pPr>
-        <w:spacing w:after="200" w:before="0" w:line="312" w:lineRule="auto"/>
+        <w:spacing w:after="200" w:before="0" w:line="293" w:lineRule="auto"/>
       </w:pPr>
       <w:r>
         <w:rPr>
@@ -58,7 +58,7 @@
     </w:p>
     <w:p>
       <w:pPr>
-        <w:spacing w:after="120" w:before="0" w:line="312" w:lineRule="auto"/>
+        <w:spacing w:after="120" w:before="0" w:line="293" w:lineRule="auto"/>
       </w:pPr>
       <w:r>
         <w:rPr>
@@ -73,7 +73,7 @@
     </w:p>
     <w:p>
       <w:pPr>
-        <w:spacing w:after="120" w:before="0" w:line="312" w:lineRule="auto"/>
+        <w:spacing w:after="120" w:before="0" w:line="293" w:lineRule="auto"/>
       </w:pPr>
       <w:r>
         <w:rPr>
@@ -88,7 +88,7 @@
     </w:p>
     <w:p>
       <w:pPr>
-        <w:spacing w:after="40" w:before="0" w:line="312" w:lineRule="auto"/>
+        <w:spacing w:after="40" w:before="0" w:line="293" w:lineRule="auto"/>
       </w:pPr>
       <w:r>
         <w:rPr>
@@ -103,7 +103,7 @@
     </w:p>
     <w:p>
       <w:pPr>
-        <w:spacing w:after="40" w:before="0" w:line="312" w:lineRule="auto"/>
+        <w:spacing w:after="40" w:before="0" w:line="293" w:lineRule="auto"/>
       </w:pPr>
       <w:r>
         <w:rPr>
@@ -118,7 +118,7 @@
     </w:p>
     <w:p>
       <w:pPr>
-        <w:spacing w:after="40" w:before="0" w:line="312" w:lineRule="auto"/>
+        <w:spacing w:after="40" w:before="0" w:line="293" w:lineRule="auto"/>
       </w:pPr>
       <w:r>
         <w:rPr>
@@ -133,7 +133,7 @@
     </w:p>
     <w:p>
       <w:pPr>
-        <w:spacing w:after="160" w:before="0" w:line="312" w:lineRule="auto"/>
+        <w:spacing w:after="160" w:before="0" w:line="293" w:lineRule="auto"/>
       </w:pPr>
       <w:r>
         <w:rPr>
@@ -156,7 +156,7 @@
     </w:p>
     <w:p>
       <w:pPr>
-        <w:spacing w:after="120" w:before="280" w:line="312" w:lineRule="auto"/>
+        <w:spacing w:after="100" w:before="200" w:line="293" w:lineRule="auto"/>
       </w:pPr>
       <w:r>
         <w:rPr>
@@ -177,10 +177,10 @@
         <w:tblLook w:firstColumn="1" w:firstRow="1" w:lastColumn="0" w:lastRow="0" w:noHBand="0" w:noVBand="1" w:val="04A0"/>
       </w:tblPr>
       <w:tblGrid>
-        <w:gridCol w:w="2448"/>
-        <w:gridCol w:w="2448"/>
-        <w:gridCol w:w="2448"/>
-        <w:gridCol w:w="2448"/>
+        <w:gridCol w:w="2484"/>
+        <w:gridCol w:w="2484"/>
+        <w:gridCol w:w="2484"/>
+        <w:gridCol w:w="2484"/>
       </w:tblGrid>
       <w:tr>
         <w:tc>
@@ -380,7 +380,7 @@
     </w:p>
     <w:p>
       <w:pPr>
-        <w:spacing w:after="120" w:before="280" w:line="312" w:lineRule="auto"/>
+        <w:spacing w:after="100" w:before="200" w:line="293" w:lineRule="auto"/>
       </w:pPr>
       <w:r>
         <w:rPr>
@@ -396,7 +396,7 @@
     </w:p>
     <w:p>
       <w:pPr>
-        <w:spacing w:after="120" w:before="0" w:line="312" w:lineRule="auto"/>
+        <w:spacing w:after="120" w:before="0" w:line="293" w:lineRule="auto"/>
       </w:pPr>
       <w:r>
         <w:rPr>
@@ -411,7 +411,7 @@
     </w:p>
     <w:p>
       <w:pPr>
-        <w:spacing w:after="60" w:before="0" w:line="312" w:lineRule="auto"/>
+        <w:spacing w:after="40" w:before="0" w:line="293" w:lineRule="auto"/>
       </w:pPr>
       <w:r>
         <w:rPr>
@@ -446,7 +446,7 @@
     </w:p>
     <w:p>
       <w:pPr>
-        <w:spacing w:after="60" w:before="0" w:line="312" w:lineRule="auto"/>
+        <w:spacing w:after="40" w:before="0" w:line="293" w:lineRule="auto"/>
       </w:pPr>
       <w:r>
         <w:rPr>
@@ -481,7 +481,7 @@
     </w:p>
     <w:p>
       <w:pPr>
-        <w:spacing w:after="60" w:before="0" w:line="312" w:lineRule="auto"/>
+        <w:spacing w:after="40" w:before="0" w:line="293" w:lineRule="auto"/>
       </w:pPr>
       <w:r>
         <w:rPr>
@@ -516,7 +516,7 @@
     </w:p>
     <w:p>
       <w:pPr>
-        <w:spacing w:after="60" w:before="0" w:line="312" w:lineRule="auto"/>
+        <w:spacing w:after="40" w:before="0" w:line="293" w:lineRule="auto"/>
       </w:pPr>
       <w:r>
         <w:rPr>
@@ -551,7 +551,7 @@
     </w:p>
     <w:p>
       <w:pPr>
-        <w:spacing w:after="60" w:before="0" w:line="312" w:lineRule="auto"/>
+        <w:spacing w:after="40" w:before="0" w:line="293" w:lineRule="auto"/>
       </w:pPr>
       <w:r>
         <w:rPr>
@@ -586,7 +586,7 @@
     </w:p>
     <w:p>
       <w:pPr>
-        <w:spacing w:after="60" w:before="0" w:line="312" w:lineRule="auto"/>
+        <w:spacing w:after="40" w:before="0" w:line="293" w:lineRule="auto"/>
       </w:pPr>
       <w:r>
         <w:rPr>
@@ -621,7 +621,7 @@
     </w:p>
     <w:p>
       <w:pPr>
-        <w:spacing w:after="60" w:before="0" w:line="312" w:lineRule="auto"/>
+        <w:spacing w:after="40" w:before="0" w:line="293" w:lineRule="auto"/>
       </w:pPr>
       <w:r>
         <w:rPr>
@@ -656,7 +656,7 @@
     </w:p>
     <w:p>
       <w:pPr>
-        <w:spacing w:after="60" w:before="0" w:line="312" w:lineRule="auto"/>
+        <w:spacing w:after="40" w:before="0" w:line="293" w:lineRule="auto"/>
       </w:pPr>
       <w:r>
         <w:rPr>
@@ -691,7 +691,7 @@
     </w:p>
     <w:p>
       <w:pPr>
-        <w:spacing w:after="60" w:before="0" w:line="312" w:lineRule="auto"/>
+        <w:spacing w:after="40" w:before="0" w:line="293" w:lineRule="auto"/>
       </w:pPr>
       <w:r>
         <w:rPr>
@@ -726,7 +726,7 @@
     </w:p>
     <w:p>
       <w:pPr>
-        <w:spacing w:after="80" w:before="0" w:line="312" w:lineRule="auto"/>
+        <w:spacing w:after="80" w:before="0" w:line="293" w:lineRule="auto"/>
       </w:pPr>
       <w:r>
         <w:rPr>
@@ -740,7 +740,7 @@
     </w:p>
     <w:p>
       <w:pPr>
-        <w:spacing w:after="120" w:before="200" w:line="312" w:lineRule="auto"/>
+        <w:spacing w:after="100" w:before="200" w:line="293" w:lineRule="auto"/>
       </w:pPr>
       <w:r>
         <w:rPr>
@@ -756,7 +756,7 @@
     </w:p>
     <w:p>
       <w:pPr>
-        <w:spacing w:after="60" w:before="0" w:line="312" w:lineRule="auto"/>
+        <w:spacing w:after="40" w:before="0" w:line="293" w:lineRule="auto"/>
       </w:pPr>
       <w:r>
         <w:rPr>
@@ -776,7 +776,7 @@
           <w:color w:val="1A1A1A"/>
           <w:sz w:val="22"/>
         </w:rPr>
-        <w:t xml:space="preserve">Maven master copy aligned. </w:t>
+        <w:t xml:space="preserve">Slide 4 outcome wording corrected. </w:t>
       </w:r>
       <w:r>
         <w:rPr>
@@ -786,7 +786,162 @@
           <w:color w:val="1A1A1A"/>
           <w:sz w:val="22"/>
         </w:rPr>
-        <w:t>The Maven master copy's internal run-of-show table previously showed Q&amp;A before the paid-workshop bridge, out of sync with this lesson's actual sequence. It has now been corrected to match — see Maven_Offer_Naming_and_Landing_Page_Master_Copy_v3_Aligned.docx. No content in the deck or this guide changed as a result; v3.1 republishes the v3.0 family unchanged so all files carry the same version number.</w:t>
+        <w:t>"A Career Stall Check grounded in one example from your last 90 days." (was: "Three signs examined against evidence from your last 90 days.")</w:t>
+      </w:r>
+    </w:p>
+    <w:p>
+      <w:pPr>
+        <w:spacing w:after="40" w:before="0" w:line="293" w:lineRule="auto"/>
+      </w:pPr>
+      <w:r>
+        <w:rPr>
+          <w:rFonts w:ascii="DM Sans" w:hAnsi="DM Sans" w:cs="DM Sans"/>
+          <w:b/>
+          <w:i w:val="0"/>
+          <w:color w:val="C9A84C"/>
+          <w:sz w:val="22"/>
+        </w:rPr>
+        <w:t xml:space="preserve">•  </w:t>
+      </w:r>
+      <w:r>
+        <w:rPr>
+          <w:rFonts w:ascii="DM Sans" w:hAnsi="DM Sans" w:cs="DM Sans"/>
+          <w:b/>
+          <w:i w:val="0"/>
+          <w:color w:val="1A1A1A"/>
+          <w:sz w:val="22"/>
+        </w:rPr>
+        <w:t xml:space="preserve">Slide 5 headline corrected. </w:t>
+      </w:r>
+      <w:r>
+        <w:rPr>
+          <w:rFonts w:ascii="DM Sans" w:hAnsi="DM Sans" w:cs="DM Sans"/>
+          <w:b w:val="0"/>
+          <w:i w:val="0"/>
+          <w:color w:val="1A1A1A"/>
+          <w:sz w:val="22"/>
+        </w:rPr>
+        <w:t>"Performance was not the only question I should have been asking." (was: "Performance was never the question I should have been asking.") The pull-quote card beneath it is unchanged.</w:t>
+      </w:r>
+    </w:p>
+    <w:p>
+      <w:pPr>
+        <w:spacing w:after="40" w:before="0" w:line="293" w:lineRule="auto"/>
+      </w:pPr>
+      <w:r>
+        <w:rPr>
+          <w:rFonts w:ascii="DM Sans" w:hAnsi="DM Sans" w:cs="DM Sans"/>
+          <w:b/>
+          <w:i w:val="0"/>
+          <w:color w:val="C9A84C"/>
+          <w:sz w:val="22"/>
+        </w:rPr>
+        <w:t xml:space="preserve">•  </w:t>
+      </w:r>
+      <w:r>
+        <w:rPr>
+          <w:rFonts w:ascii="DM Sans" w:hAnsi="DM Sans" w:cs="DM Sans"/>
+          <w:b/>
+          <w:i w:val="0"/>
+          <w:color w:val="1A1A1A"/>
+          <w:sz w:val="22"/>
+        </w:rPr>
+        <w:t xml:space="preserve">Visible timestamps removed. </w:t>
+      </w:r>
+      <w:r>
+        <w:rPr>
+          <w:rFonts w:ascii="DM Sans" w:hAnsi="DM Sans" w:cs="DM Sans"/>
+          <w:b w:val="0"/>
+          <w:i w:val="0"/>
+          <w:color w:val="1A1A1A"/>
+          <w:sz w:val="22"/>
+        </w:rPr>
+        <w:t>Slides 7-14 now show a clean label with no clock time (SIGN 1, CAREER STALL CHECK, INTERPRET WITHOUT DIAGNOSING, THIS WAS ONE PIECE, INVITATION, Q&amp;A). All exact timings still live in speaker notes and in the Timing Map — see Section 3 and Section 11 below.</w:t>
+      </w:r>
+    </w:p>
+    <w:p>
+      <w:pPr>
+        <w:spacing w:after="40" w:before="0" w:line="293" w:lineRule="auto"/>
+      </w:pPr>
+      <w:r>
+        <w:rPr>
+          <w:rFonts w:ascii="DM Sans" w:hAnsi="DM Sans" w:cs="DM Sans"/>
+          <w:b/>
+          <w:i w:val="0"/>
+          <w:color w:val="C9A84C"/>
+          <w:sz w:val="22"/>
+        </w:rPr>
+        <w:t xml:space="preserve">•  </w:t>
+      </w:r>
+      <w:r>
+        <w:rPr>
+          <w:rFonts w:ascii="DM Sans" w:hAnsi="DM Sans" w:cs="DM Sans"/>
+          <w:b/>
+          <w:i w:val="0"/>
+          <w:color w:val="1A1A1A"/>
+          <w:sz w:val="22"/>
+        </w:rPr>
+        <w:t xml:space="preserve">Q&amp;A merged into the Invitation slide. </w:t>
+      </w:r>
+      <w:r>
+        <w:rPr>
+          <w:rFonts w:ascii="DM Sans" w:hAnsi="DM Sans" w:cs="DM Sans"/>
+          <w:b w:val="0"/>
+          <w:i w:val="0"/>
+          <w:color w:val="1A1A1A"/>
+          <w:sz w:val="22"/>
+        </w:rPr>
+        <w:t>Slide 13 (Invitation) now stays on screen for the full 31:00-45:00 block: the workshop introduction and the entire Q&amp;A. The former standalone Q&amp;A slide (14) is now hidden (PowerPoint's Hide Slide flag) so it does not appear during normal playback — it is kept only as a facilitator-only reference card. See Section 8 for the full delivery change.</w:t>
+      </w:r>
+    </w:p>
+    <w:p>
+      <w:pPr>
+        <w:spacing w:after="40" w:before="0" w:line="293" w:lineRule="auto"/>
+      </w:pPr>
+      <w:r>
+        <w:rPr>
+          <w:rFonts w:ascii="DM Sans" w:hAnsi="DM Sans" w:cs="DM Sans"/>
+          <w:b/>
+          <w:i w:val="0"/>
+          <w:color w:val="C9A84C"/>
+          <w:sz w:val="22"/>
+        </w:rPr>
+        <w:t xml:space="preserve">•  </w:t>
+      </w:r>
+      <w:r>
+        <w:rPr>
+          <w:rFonts w:ascii="DM Sans" w:hAnsi="DM Sans" w:cs="DM Sans"/>
+          <w:b/>
+          <w:i w:val="0"/>
+          <w:color w:val="1A1A1A"/>
+          <w:sz w:val="22"/>
+        </w:rPr>
+        <w:t xml:space="preserve">Q&amp;A participant-facing wording corrected. </w:t>
+      </w:r>
+      <w:r>
+        <w:rPr>
+          <w:rFonts w:ascii="DM Sans" w:hAnsi="DM Sans" w:cs="DM Sans"/>
+          <w:b w:val="0"/>
+          <w:i w:val="0"/>
+          <w:color w:val="1A1A1A"/>
+          <w:sz w:val="22"/>
+        </w:rPr>
+        <w:t>"Questions about the ideas are welcome. Individual situations will not be scored or diagnosed in this room." (was: "...Personal readings belong in the full workshop.") The spoken boundary line is unchanged: "I can help you clarify what the pattern suggests examining. I cannot make the employment decision for you."</w:t>
+      </w:r>
+    </w:p>
+    <w:p>
+      <w:pPr>
+        <w:spacing w:after="80" w:before="80" w:line="293" w:lineRule="auto"/>
+      </w:pPr>
+      <w:r>
+        <w:rPr>
+          <w:rFonts w:ascii="DM Sans" w:hAnsi="DM Sans" w:cs="DM Sans"/>
+          <w:b/>
+          <w:i w:val="0"/>
+          <w:color w:val="C1440E"/>
+          <w:sz w:val="20"/>
+        </w:rPr>
+        <w:t>This is a genuine content revision, not a republish. The v3.1 PPTX is not byte-identical to v3.0 — see the verification note in the accompanying Change Log.</w:t>
       </w:r>
     </w:p>
     <w:p>
@@ -799,7 +954,7 @@
     </w:p>
     <w:p>
       <w:pPr>
-        <w:spacing w:after="120" w:before="280" w:line="312" w:lineRule="auto"/>
+        <w:spacing w:after="100" w:before="200" w:line="293" w:lineRule="auto"/>
       </w:pPr>
       <w:r>
         <w:rPr>
@@ -820,10 +975,10 @@
         <w:tblLook w:firstColumn="1" w:firstRow="1" w:lastColumn="0" w:lastRow="0" w:noHBand="0" w:noVBand="1" w:val="04A0"/>
       </w:tblPr>
       <w:tblGrid>
-        <w:gridCol w:w="2448"/>
-        <w:gridCol w:w="2448"/>
-        <w:gridCol w:w="2448"/>
-        <w:gridCol w:w="2448"/>
+        <w:gridCol w:w="2484"/>
+        <w:gridCol w:w="2484"/>
+        <w:gridCol w:w="2484"/>
+        <w:gridCol w:w="2484"/>
       </w:tblGrid>
       <w:tr>
         <w:tc>
@@ -844,7 +999,7 @@
         </w:tc>
         <w:tc>
           <w:tcPr>
-            <w:tcW w:type="dxa" w:w="864"/>
+            <w:tcW w:type="dxa" w:w="1296"/>
           </w:tcPr>
           <w:p>
             <w:r/>
@@ -860,7 +1015,7 @@
         </w:tc>
         <w:tc>
           <w:tcPr>
-            <w:tcW w:type="dxa" w:w="2448"/>
+            <w:tcW w:type="dxa" w:w="2160"/>
           </w:tcPr>
           <w:p>
             <w:r/>
@@ -876,7 +1031,7 @@
         </w:tc>
         <w:tc>
           <w:tcPr>
-            <w:tcW w:type="dxa" w:w="4464"/>
+            <w:tcW w:type="dxa" w:w="4320"/>
           </w:tcPr>
           <w:p>
             <w:r/>
@@ -909,7 +1064,7 @@
         </w:tc>
         <w:tc>
           <w:tcPr>
-            <w:tcW w:type="dxa" w:w="864"/>
+            <w:tcW w:type="dxa" w:w="1296"/>
           </w:tcPr>
           <w:p>
             <w:r/>
@@ -924,7 +1079,7 @@
         </w:tc>
         <w:tc>
           <w:tcPr>
-            <w:tcW w:type="dxa" w:w="2448"/>
+            <w:tcW w:type="dxa" w:w="2160"/>
           </w:tcPr>
           <w:p>
             <w:r/>
@@ -939,7 +1094,7 @@
         </w:tc>
         <w:tc>
           <w:tcPr>
-            <w:tcW w:type="dxa" w:w="4464"/>
+            <w:tcW w:type="dxa" w:w="4320"/>
           </w:tcPr>
           <w:p>
             <w:r/>
@@ -971,7 +1126,7 @@
         </w:tc>
         <w:tc>
           <w:tcPr>
-            <w:tcW w:type="dxa" w:w="864"/>
+            <w:tcW w:type="dxa" w:w="1296"/>
           </w:tcPr>
           <w:p>
             <w:r/>
@@ -986,7 +1141,7 @@
         </w:tc>
         <w:tc>
           <w:tcPr>
-            <w:tcW w:type="dxa" w:w="2448"/>
+            <w:tcW w:type="dxa" w:w="2160"/>
           </w:tcPr>
           <w:p>
             <w:r/>
@@ -1001,7 +1156,7 @@
         </w:tc>
         <w:tc>
           <w:tcPr>
-            <w:tcW w:type="dxa" w:w="4464"/>
+            <w:tcW w:type="dxa" w:w="4320"/>
           </w:tcPr>
           <w:p>
             <w:r/>
@@ -1033,7 +1188,7 @@
         </w:tc>
         <w:tc>
           <w:tcPr>
-            <w:tcW w:type="dxa" w:w="864"/>
+            <w:tcW w:type="dxa" w:w="1296"/>
           </w:tcPr>
           <w:p>
             <w:r/>
@@ -1048,7 +1203,7 @@
         </w:tc>
         <w:tc>
           <w:tcPr>
-            <w:tcW w:type="dxa" w:w="2448"/>
+            <w:tcW w:type="dxa" w:w="2160"/>
           </w:tcPr>
           <w:p>
             <w:r/>
@@ -1063,7 +1218,7 @@
         </w:tc>
         <w:tc>
           <w:tcPr>
-            <w:tcW w:type="dxa" w:w="4464"/>
+            <w:tcW w:type="dxa" w:w="4320"/>
           </w:tcPr>
           <w:p>
             <w:r/>
@@ -1095,7 +1250,7 @@
         </w:tc>
         <w:tc>
           <w:tcPr>
-            <w:tcW w:type="dxa" w:w="864"/>
+            <w:tcW w:type="dxa" w:w="1296"/>
           </w:tcPr>
           <w:p>
             <w:r/>
@@ -1110,7 +1265,7 @@
         </w:tc>
         <w:tc>
           <w:tcPr>
-            <w:tcW w:type="dxa" w:w="2448"/>
+            <w:tcW w:type="dxa" w:w="2160"/>
           </w:tcPr>
           <w:p>
             <w:r/>
@@ -1125,7 +1280,7 @@
         </w:tc>
         <w:tc>
           <w:tcPr>
-            <w:tcW w:type="dxa" w:w="4464"/>
+            <w:tcW w:type="dxa" w:w="4320"/>
           </w:tcPr>
           <w:p>
             <w:r/>
@@ -1157,7 +1312,7 @@
         </w:tc>
         <w:tc>
           <w:tcPr>
-            <w:tcW w:type="dxa" w:w="864"/>
+            <w:tcW w:type="dxa" w:w="1296"/>
           </w:tcPr>
           <w:p>
             <w:r/>
@@ -1172,7 +1327,7 @@
         </w:tc>
         <w:tc>
           <w:tcPr>
-            <w:tcW w:type="dxa" w:w="2448"/>
+            <w:tcW w:type="dxa" w:w="2160"/>
           </w:tcPr>
           <w:p>
             <w:r/>
@@ -1187,7 +1342,7 @@
         </w:tc>
         <w:tc>
           <w:tcPr>
-            <w:tcW w:type="dxa" w:w="4464"/>
+            <w:tcW w:type="dxa" w:w="4320"/>
           </w:tcPr>
           <w:p>
             <w:r/>
@@ -1219,7 +1374,7 @@
         </w:tc>
         <w:tc>
           <w:tcPr>
-            <w:tcW w:type="dxa" w:w="864"/>
+            <w:tcW w:type="dxa" w:w="1296"/>
           </w:tcPr>
           <w:p>
             <w:r/>
@@ -1234,7 +1389,7 @@
         </w:tc>
         <w:tc>
           <w:tcPr>
-            <w:tcW w:type="dxa" w:w="2448"/>
+            <w:tcW w:type="dxa" w:w="2160"/>
           </w:tcPr>
           <w:p>
             <w:r/>
@@ -1249,7 +1404,7 @@
         </w:tc>
         <w:tc>
           <w:tcPr>
-            <w:tcW w:type="dxa" w:w="4464"/>
+            <w:tcW w:type="dxa" w:w="4320"/>
           </w:tcPr>
           <w:p>
             <w:r/>
@@ -1281,7 +1436,7 @@
         </w:tc>
         <w:tc>
           <w:tcPr>
-            <w:tcW w:type="dxa" w:w="864"/>
+            <w:tcW w:type="dxa" w:w="1296"/>
           </w:tcPr>
           <w:p>
             <w:r/>
@@ -1296,7 +1451,7 @@
         </w:tc>
         <w:tc>
           <w:tcPr>
-            <w:tcW w:type="dxa" w:w="2448"/>
+            <w:tcW w:type="dxa" w:w="2160"/>
           </w:tcPr>
           <w:p>
             <w:r/>
@@ -1311,7 +1466,7 @@
         </w:tc>
         <w:tc>
           <w:tcPr>
-            <w:tcW w:type="dxa" w:w="4464"/>
+            <w:tcW w:type="dxa" w:w="4320"/>
           </w:tcPr>
           <w:p>
             <w:r/>
@@ -1343,7 +1498,7 @@
         </w:tc>
         <w:tc>
           <w:tcPr>
-            <w:tcW w:type="dxa" w:w="864"/>
+            <w:tcW w:type="dxa" w:w="1296"/>
           </w:tcPr>
           <w:p>
             <w:r/>
@@ -1358,7 +1513,7 @@
         </w:tc>
         <w:tc>
           <w:tcPr>
-            <w:tcW w:type="dxa" w:w="2448"/>
+            <w:tcW w:type="dxa" w:w="2160"/>
           </w:tcPr>
           <w:p>
             <w:r/>
@@ -1373,7 +1528,7 @@
         </w:tc>
         <w:tc>
           <w:tcPr>
-            <w:tcW w:type="dxa" w:w="4464"/>
+            <w:tcW w:type="dxa" w:w="4320"/>
           </w:tcPr>
           <w:p>
             <w:r/>
@@ -1405,7 +1560,7 @@
         </w:tc>
         <w:tc>
           <w:tcPr>
-            <w:tcW w:type="dxa" w:w="864"/>
+            <w:tcW w:type="dxa" w:w="1296"/>
           </w:tcPr>
           <w:p>
             <w:r/>
@@ -1420,7 +1575,7 @@
         </w:tc>
         <w:tc>
           <w:tcPr>
-            <w:tcW w:type="dxa" w:w="2448"/>
+            <w:tcW w:type="dxa" w:w="2160"/>
           </w:tcPr>
           <w:p>
             <w:r/>
@@ -1435,7 +1590,7 @@
         </w:tc>
         <w:tc>
           <w:tcPr>
-            <w:tcW w:type="dxa" w:w="4464"/>
+            <w:tcW w:type="dxa" w:w="4320"/>
           </w:tcPr>
           <w:p>
             <w:r/>
@@ -1467,7 +1622,7 @@
         </w:tc>
         <w:tc>
           <w:tcPr>
-            <w:tcW w:type="dxa" w:w="864"/>
+            <w:tcW w:type="dxa" w:w="1296"/>
           </w:tcPr>
           <w:p>
             <w:r/>
@@ -1482,7 +1637,7 @@
         </w:tc>
         <w:tc>
           <w:tcPr>
-            <w:tcW w:type="dxa" w:w="2448"/>
+            <w:tcW w:type="dxa" w:w="2160"/>
           </w:tcPr>
           <w:p>
             <w:r/>
@@ -1497,7 +1652,7 @@
         </w:tc>
         <w:tc>
           <w:tcPr>
-            <w:tcW w:type="dxa" w:w="4464"/>
+            <w:tcW w:type="dxa" w:w="4320"/>
           </w:tcPr>
           <w:p>
             <w:r/>
@@ -1529,7 +1684,7 @@
         </w:tc>
         <w:tc>
           <w:tcPr>
-            <w:tcW w:type="dxa" w:w="864"/>
+            <w:tcW w:type="dxa" w:w="1296"/>
           </w:tcPr>
           <w:p>
             <w:r/>
@@ -1544,7 +1699,7 @@
         </w:tc>
         <w:tc>
           <w:tcPr>
-            <w:tcW w:type="dxa" w:w="2448"/>
+            <w:tcW w:type="dxa" w:w="2160"/>
           </w:tcPr>
           <w:p>
             <w:r/>
@@ -1559,7 +1714,7 @@
         </w:tc>
         <w:tc>
           <w:tcPr>
-            <w:tcW w:type="dxa" w:w="4464"/>
+            <w:tcW w:type="dxa" w:w="4320"/>
           </w:tcPr>
           <w:p>
             <w:r/>
@@ -1591,7 +1746,7 @@
         </w:tc>
         <w:tc>
           <w:tcPr>
-            <w:tcW w:type="dxa" w:w="864"/>
+            <w:tcW w:type="dxa" w:w="1296"/>
           </w:tcPr>
           <w:p>
             <w:r/>
@@ -1606,7 +1761,7 @@
         </w:tc>
         <w:tc>
           <w:tcPr>
-            <w:tcW w:type="dxa" w:w="2448"/>
+            <w:tcW w:type="dxa" w:w="2160"/>
           </w:tcPr>
           <w:p>
             <w:r/>
@@ -1621,7 +1776,7 @@
         </w:tc>
         <w:tc>
           <w:tcPr>
-            <w:tcW w:type="dxa" w:w="4464"/>
+            <w:tcW w:type="dxa" w:w="4320"/>
           </w:tcPr>
           <w:p>
             <w:r/>
@@ -1653,7 +1808,7 @@
         </w:tc>
         <w:tc>
           <w:tcPr>
-            <w:tcW w:type="dxa" w:w="864"/>
+            <w:tcW w:type="dxa" w:w="1296"/>
           </w:tcPr>
           <w:p>
             <w:r/>
@@ -1668,7 +1823,7 @@
         </w:tc>
         <w:tc>
           <w:tcPr>
-            <w:tcW w:type="dxa" w:w="2448"/>
+            <w:tcW w:type="dxa" w:w="2160"/>
           </w:tcPr>
           <w:p>
             <w:r/>
@@ -1677,13 +1832,13 @@
                 <w:rFonts w:ascii="DM Sans" w:hAnsi="DM Sans"/>
                 <w:sz w:val="19"/>
               </w:rPr>
-              <w:t>Bridge 2 — Invitation</w:t>
+              <w:t>Bridge 2 — Invitation (intro)</w:t>
             </w:r>
           </w:p>
         </w:tc>
         <w:tc>
           <w:tcPr>
-            <w:tcW w:type="dxa" w:w="4464"/>
+            <w:tcW w:type="dxa" w:w="4320"/>
           </w:tcPr>
           <w:p>
             <w:r/>
@@ -1692,7 +1847,7 @@
                 <w:rFonts w:ascii="DM Sans" w:hAnsi="DM Sans"/>
                 <w:sz w:val="19"/>
               </w:rPr>
-              <w:t>State the workshop plainly. Point to the CTA once. Keep this slide up.</w:t>
+              <w:t>State the workshop plainly. Point to the CTA once.</w:t>
             </w:r>
           </w:p>
         </w:tc>
@@ -1715,7 +1870,7 @@
         </w:tc>
         <w:tc>
           <w:tcPr>
-            <w:tcW w:type="dxa" w:w="864"/>
+            <w:tcW w:type="dxa" w:w="1296"/>
           </w:tcPr>
           <w:p>
             <w:r/>
@@ -1724,13 +1879,13 @@
                 <w:rFonts w:ascii="DM Sans" w:hAnsi="DM Sans"/>
                 <w:sz w:val="19"/>
               </w:rPr>
-              <w:t>14</w:t>
+              <w:t>13 (same slide)</w:t>
             </w:r>
           </w:p>
         </w:tc>
         <w:tc>
           <w:tcPr>
-            <w:tcW w:type="dxa" w:w="2448"/>
+            <w:tcW w:type="dxa" w:w="2160"/>
           </w:tcPr>
           <w:p>
             <w:r/>
@@ -1745,7 +1900,7 @@
         </w:tc>
         <w:tc>
           <w:tcPr>
-            <w:tcW w:type="dxa" w:w="4464"/>
+            <w:tcW w:type="dxa" w:w="4320"/>
           </w:tcPr>
           <w:p>
             <w:r/>
@@ -1754,7 +1909,7 @@
                 <w:rFonts w:ascii="DM Sans" w:hAnsi="DM Sans"/>
                 <w:sz w:val="19"/>
               </w:rPr>
-              <w:t>Eleven minutes. Keep the registration strip visible. Use the boundary line.</w:t>
+              <w:t>Eleven minutes. Stay on slide 13 — do not advance. Use the boundary line.</w:t>
             </w:r>
           </w:p>
         </w:tc>
@@ -1767,7 +1922,7 @@
     </w:p>
     <w:p>
       <w:pPr>
-        <w:spacing w:after="160" w:before="0" w:line="312" w:lineRule="auto"/>
+        <w:spacing w:after="160" w:before="0" w:line="293" w:lineRule="auto"/>
       </w:pPr>
       <w:r>
         <w:rPr>
@@ -1777,7 +1932,7 @@
           <w:color w:val="C1440E"/>
           <w:sz w:val="21"/>
         </w:rPr>
-        <w:t>Hard constraint: Sign 1 must begin no later than minute 8. The workshop invitation must occur before Q&amp;A. During Q&amp;A, keep the registration strip visible on slide 14 — do not navigate away from it.</w:t>
+        <w:t>Hard constraint: Sign 1 must begin no later than minute 8. The workshop invitation must occur before Q&amp;A. Slide 13 (Invitation) stays on screen from 32:30 straight through 45:00 — do not advance to a separate Q&amp;A slide. The former Q&amp;A slide (14) is hidden and not part of the live sequence; see Section 8.</w:t>
       </w:r>
     </w:p>
     <w:p>
@@ -1790,7 +1945,7 @@
     </w:p>
     <w:p>
       <w:pPr>
-        <w:spacing w:after="120" w:before="280" w:line="312" w:lineRule="auto"/>
+        <w:spacing w:after="100" w:before="200" w:line="293" w:lineRule="auto"/>
       </w:pPr>
       <w:r>
         <w:rPr>
@@ -1806,7 +1961,7 @@
     </w:p>
     <w:p>
       <w:pPr>
-        <w:spacing w:after="40" w:before="0" w:line="312" w:lineRule="auto"/>
+        <w:spacing w:after="40" w:before="0" w:line="293" w:lineRule="auto"/>
       </w:pPr>
       <w:r>
         <w:rPr>
@@ -1821,7 +1976,7 @@
     </w:p>
     <w:p>
       <w:pPr>
-        <w:spacing w:after="160" w:before="0" w:line="312" w:lineRule="auto"/>
+        <w:spacing w:after="160" w:before="0" w:line="293" w:lineRule="auto"/>
       </w:pPr>
       <w:r>
         <w:rPr>
@@ -1836,7 +1991,7 @@
     </w:p>
     <w:p>
       <w:pPr>
-        <w:spacing w:after="60" w:before="0" w:line="312" w:lineRule="auto"/>
+        <w:spacing w:after="40" w:before="0" w:line="293" w:lineRule="auto"/>
       </w:pPr>
       <w:r>
         <w:rPr>
@@ -1861,7 +2016,7 @@
     </w:p>
     <w:p>
       <w:pPr>
-        <w:spacing w:after="60" w:before="0" w:line="312" w:lineRule="auto"/>
+        <w:spacing w:after="40" w:before="0" w:line="293" w:lineRule="auto"/>
       </w:pPr>
       <w:r>
         <w:rPr>
@@ -1886,7 +2041,7 @@
     </w:p>
     <w:p>
       <w:pPr>
-        <w:spacing w:after="60" w:before="0" w:line="312" w:lineRule="auto"/>
+        <w:spacing w:after="40" w:before="0" w:line="293" w:lineRule="auto"/>
       </w:pPr>
       <w:r>
         <w:rPr>
@@ -1911,7 +2066,7 @@
     </w:p>
     <w:p>
       <w:pPr>
-        <w:spacing w:after="60" w:before="0" w:line="312" w:lineRule="auto"/>
+        <w:spacing w:after="40" w:before="0" w:line="293" w:lineRule="auto"/>
       </w:pPr>
       <w:r>
         <w:rPr>
@@ -1936,7 +2091,7 @@
     </w:p>
     <w:p>
       <w:pPr>
-        <w:spacing w:after="60" w:before="0" w:line="312" w:lineRule="auto"/>
+        <w:spacing w:after="40" w:before="0" w:line="293" w:lineRule="auto"/>
       </w:pPr>
       <w:r>
         <w:rPr>
@@ -1961,7 +2116,7 @@
     </w:p>
     <w:p>
       <w:pPr>
-        <w:spacing w:after="60" w:before="0" w:line="312" w:lineRule="auto"/>
+        <w:spacing w:after="40" w:before="0" w:line="293" w:lineRule="auto"/>
       </w:pPr>
       <w:r>
         <w:rPr>
@@ -1986,7 +2141,7 @@
     </w:p>
     <w:p>
       <w:pPr>
-        <w:spacing w:after="60" w:before="0" w:line="312" w:lineRule="auto"/>
+        <w:spacing w:after="40" w:before="0" w:line="293" w:lineRule="auto"/>
       </w:pPr>
       <w:r>
         <w:rPr>
@@ -2011,7 +2166,7 @@
     </w:p>
     <w:p>
       <w:pPr>
-        <w:spacing w:after="120" w:before="0" w:line="312" w:lineRule="auto"/>
+        <w:spacing w:after="120" w:before="0" w:line="293" w:lineRule="auto"/>
       </w:pPr>
       <w:r>
         <w:rPr>
@@ -2034,7 +2189,7 @@
     </w:p>
     <w:p>
       <w:pPr>
-        <w:spacing w:after="120" w:before="280" w:line="312" w:lineRule="auto"/>
+        <w:spacing w:after="100" w:before="200" w:line="293" w:lineRule="auto"/>
       </w:pPr>
       <w:r>
         <w:rPr>
@@ -2050,7 +2205,7 @@
     </w:p>
     <w:p>
       <w:pPr>
-        <w:spacing w:after="60" w:before="160" w:line="312" w:lineRule="auto"/>
+        <w:spacing w:after="60" w:before="160" w:line="293" w:lineRule="auto"/>
       </w:pPr>
       <w:r>
         <w:rPr>
@@ -2065,7 +2220,7 @@
     </w:p>
     <w:p>
       <w:pPr>
-        <w:spacing w:after="80" w:before="0" w:line="312" w:lineRule="auto"/>
+        <w:spacing w:after="80" w:before="0" w:line="293" w:lineRule="auto"/>
       </w:pPr>
       <w:r>
         <w:rPr>
@@ -2080,7 +2235,7 @@
     </w:p>
     <w:p>
       <w:pPr>
-        <w:spacing w:after="60" w:before="0" w:line="312" w:lineRule="auto"/>
+        <w:spacing w:after="60" w:before="0" w:line="293" w:lineRule="auto"/>
       </w:pPr>
       <w:r>
         <w:rPr>
@@ -2105,7 +2260,7 @@
     </w:p>
     <w:p>
       <w:pPr>
-        <w:spacing w:after="60" w:before="0" w:line="312" w:lineRule="auto"/>
+        <w:spacing w:after="60" w:before="0" w:line="293" w:lineRule="auto"/>
       </w:pPr>
       <w:r>
         <w:rPr>
@@ -2130,7 +2285,7 @@
     </w:p>
     <w:p>
       <w:pPr>
-        <w:spacing w:after="60" w:before="0" w:line="312" w:lineRule="auto"/>
+        <w:spacing w:after="60" w:before="0" w:line="293" w:lineRule="auto"/>
       </w:pPr>
       <w:r>
         <w:rPr>
@@ -2155,7 +2310,7 @@
     </w:p>
     <w:p>
       <w:pPr>
-        <w:spacing w:after="160" w:before="0" w:line="312" w:lineRule="auto"/>
+        <w:spacing w:after="160" w:before="0" w:line="293" w:lineRule="auto"/>
       </w:pPr>
       <w:r>
         <w:rPr>
@@ -2180,7 +2335,7 @@
     </w:p>
     <w:p>
       <w:pPr>
-        <w:spacing w:after="60" w:before="160" w:line="312" w:lineRule="auto"/>
+        <w:spacing w:after="60" w:before="160" w:line="293" w:lineRule="auto"/>
       </w:pPr>
       <w:r>
         <w:rPr>
@@ -2195,7 +2350,7 @@
     </w:p>
     <w:p>
       <w:pPr>
-        <w:spacing w:after="80" w:before="0" w:line="312" w:lineRule="auto"/>
+        <w:spacing w:after="80" w:before="0" w:line="293" w:lineRule="auto"/>
       </w:pPr>
       <w:r>
         <w:rPr>
@@ -2210,7 +2365,7 @@
     </w:p>
     <w:p>
       <w:pPr>
-        <w:spacing w:after="60" w:before="0" w:line="312" w:lineRule="auto"/>
+        <w:spacing w:after="60" w:before="0" w:line="293" w:lineRule="auto"/>
       </w:pPr>
       <w:r>
         <w:rPr>
@@ -2235,7 +2390,7 @@
     </w:p>
     <w:p>
       <w:pPr>
-        <w:spacing w:after="60" w:before="0" w:line="312" w:lineRule="auto"/>
+        <w:spacing w:after="60" w:before="0" w:line="293" w:lineRule="auto"/>
       </w:pPr>
       <w:r>
         <w:rPr>
@@ -2260,7 +2415,7 @@
     </w:p>
     <w:p>
       <w:pPr>
-        <w:spacing w:after="60" w:before="0" w:line="312" w:lineRule="auto"/>
+        <w:spacing w:after="60" w:before="0" w:line="293" w:lineRule="auto"/>
       </w:pPr>
       <w:r>
         <w:rPr>
@@ -2285,7 +2440,7 @@
     </w:p>
     <w:p>
       <w:pPr>
-        <w:spacing w:after="160" w:before="0" w:line="312" w:lineRule="auto"/>
+        <w:spacing w:after="160" w:before="0" w:line="293" w:lineRule="auto"/>
       </w:pPr>
       <w:r>
         <w:rPr>
@@ -2310,7 +2465,7 @@
     </w:p>
     <w:p>
       <w:pPr>
-        <w:spacing w:after="60" w:before="160" w:line="312" w:lineRule="auto"/>
+        <w:spacing w:after="60" w:before="160" w:line="293" w:lineRule="auto"/>
       </w:pPr>
       <w:r>
         <w:rPr>
@@ -2325,7 +2480,7 @@
     </w:p>
     <w:p>
       <w:pPr>
-        <w:spacing w:after="80" w:before="0" w:line="312" w:lineRule="auto"/>
+        <w:spacing w:after="80" w:before="0" w:line="293" w:lineRule="auto"/>
       </w:pPr>
       <w:r>
         <w:rPr>
@@ -2340,7 +2495,7 @@
     </w:p>
     <w:p>
       <w:pPr>
-        <w:spacing w:after="60" w:before="0" w:line="312" w:lineRule="auto"/>
+        <w:spacing w:after="60" w:before="0" w:line="293" w:lineRule="auto"/>
       </w:pPr>
       <w:r>
         <w:rPr>
@@ -2365,7 +2520,7 @@
     </w:p>
     <w:p>
       <w:pPr>
-        <w:spacing w:after="60" w:before="0" w:line="312" w:lineRule="auto"/>
+        <w:spacing w:after="60" w:before="0" w:line="293" w:lineRule="auto"/>
       </w:pPr>
       <w:r>
         <w:rPr>
@@ -2390,7 +2545,7 @@
     </w:p>
     <w:p>
       <w:pPr>
-        <w:spacing w:after="60" w:before="0" w:line="312" w:lineRule="auto"/>
+        <w:spacing w:after="60" w:before="0" w:line="293" w:lineRule="auto"/>
       </w:pPr>
       <w:r>
         <w:rPr>
@@ -2415,7 +2570,7 @@
     </w:p>
     <w:p>
       <w:pPr>
-        <w:spacing w:after="160" w:before="0" w:line="312" w:lineRule="auto"/>
+        <w:spacing w:after="160" w:before="0" w:line="293" w:lineRule="auto"/>
       </w:pPr>
       <w:r>
         <w:rPr>
@@ -2448,7 +2603,7 @@
     </w:p>
     <w:p>
       <w:pPr>
-        <w:spacing w:after="120" w:before="280" w:line="312" w:lineRule="auto"/>
+        <w:spacing w:after="100" w:before="200" w:line="293" w:lineRule="auto"/>
       </w:pPr>
       <w:r>
         <w:rPr>
@@ -2464,7 +2619,7 @@
     </w:p>
     <w:p>
       <w:pPr>
-        <w:spacing w:after="120" w:before="0" w:line="312" w:lineRule="auto"/>
+        <w:spacing w:after="120" w:before="0" w:line="293" w:lineRule="auto"/>
       </w:pPr>
       <w:r>
         <w:rPr>
@@ -2479,7 +2634,7 @@
     </w:p>
     <w:p>
       <w:pPr>
-        <w:spacing w:after="60" w:before="0" w:line="312" w:lineRule="auto"/>
+        <w:spacing w:after="40" w:before="0" w:line="293" w:lineRule="auto"/>
       </w:pPr>
       <w:r>
         <w:rPr>
@@ -2504,7 +2659,7 @@
     </w:p>
     <w:p>
       <w:pPr>
-        <w:spacing w:after="60" w:before="0" w:line="312" w:lineRule="auto"/>
+        <w:spacing w:after="40" w:before="0" w:line="293" w:lineRule="auto"/>
       </w:pPr>
       <w:r>
         <w:rPr>
@@ -2529,7 +2684,7 @@
     </w:p>
     <w:p>
       <w:pPr>
-        <w:spacing w:after="60" w:before="0" w:line="312" w:lineRule="auto"/>
+        <w:spacing w:after="40" w:before="0" w:line="293" w:lineRule="auto"/>
       </w:pPr>
       <w:r>
         <w:rPr>
@@ -2554,7 +2709,7 @@
     </w:p>
     <w:p>
       <w:pPr>
-        <w:spacing w:after="60" w:before="0" w:line="312" w:lineRule="auto"/>
+        <w:spacing w:after="40" w:before="0" w:line="293" w:lineRule="auto"/>
       </w:pPr>
       <w:r>
         <w:rPr>
@@ -2579,7 +2734,7 @@
     </w:p>
     <w:p>
       <w:pPr>
-        <w:spacing w:after="120" w:before="0" w:line="312" w:lineRule="auto"/>
+        <w:spacing w:after="120" w:before="0" w:line="293" w:lineRule="auto"/>
       </w:pPr>
       <w:r>
         <w:rPr>
@@ -2602,7 +2757,7 @@
     </w:p>
     <w:p>
       <w:pPr>
-        <w:spacing w:after="120" w:before="280" w:line="312" w:lineRule="auto"/>
+        <w:spacing w:after="100" w:before="200" w:line="293" w:lineRule="auto"/>
       </w:pPr>
       <w:r>
         <w:rPr>
@@ -2618,7 +2773,7 @@
     </w:p>
     <w:p>
       <w:pPr>
-        <w:spacing w:after="120" w:before="0" w:line="312" w:lineRule="auto"/>
+        <w:spacing w:after="120" w:before="0" w:line="293" w:lineRule="auto"/>
       </w:pPr>
       <w:r>
         <w:rPr>
@@ -2633,7 +2788,7 @@
     </w:p>
     <w:p>
       <w:pPr>
-        <w:spacing w:after="60" w:before="0" w:line="312" w:lineRule="auto"/>
+        <w:spacing w:after="40" w:before="0" w:line="293" w:lineRule="auto"/>
       </w:pPr>
       <w:r>
         <w:rPr>
@@ -2658,7 +2813,7 @@
     </w:p>
     <w:p>
       <w:pPr>
-        <w:spacing w:after="60" w:before="0" w:line="312" w:lineRule="auto"/>
+        <w:spacing w:after="40" w:before="0" w:line="293" w:lineRule="auto"/>
       </w:pPr>
       <w:r>
         <w:rPr>
@@ -2683,7 +2838,7 @@
     </w:p>
     <w:p>
       <w:pPr>
-        <w:spacing w:after="60" w:before="0" w:line="312" w:lineRule="auto"/>
+        <w:spacing w:after="40" w:before="0" w:line="293" w:lineRule="auto"/>
       </w:pPr>
       <w:r>
         <w:rPr>
@@ -2708,7 +2863,7 @@
     </w:p>
     <w:p>
       <w:pPr>
-        <w:spacing w:after="120" w:before="0" w:line="312" w:lineRule="auto"/>
+        <w:spacing w:after="120" w:before="0" w:line="293" w:lineRule="auto"/>
       </w:pPr>
       <w:r>
         <w:rPr>
@@ -2731,7 +2886,7 @@
     </w:p>
     <w:p>
       <w:pPr>
-        <w:spacing w:after="120" w:before="280" w:line="312" w:lineRule="auto"/>
+        <w:spacing w:after="100" w:before="200" w:line="293" w:lineRule="auto"/>
       </w:pPr>
       <w:r>
         <w:rPr>
@@ -2742,12 +2897,12 @@
           <w:sz w:val="18"/>
           <w:spacing w:val="40"/>
         </w:rPr>
-        <w:t>8. THE PAID-WORKSHOP BRIDGE (SLIDES 12-13, 31:00-34:00)</w:t>
+        <w:t>8. THE PAID-WORKSHOP BRIDGE AND Q&amp;A (SLIDES 12-13, 31:00-45:00)</w:t>
       </w:r>
     </w:p>
     <w:p>
       <w:pPr>
-        <w:spacing w:after="120" w:before="0" w:line="312" w:lineRule="auto"/>
+        <w:spacing w:after="120" w:before="0" w:line="293" w:lineRule="auto"/>
       </w:pPr>
       <w:r>
         <w:rPr>
@@ -2762,7 +2917,7 @@
     </w:p>
     <w:p>
       <w:pPr>
-        <w:spacing w:after="120" w:before="0" w:line="312" w:lineRule="auto"/>
+        <w:spacing w:after="120" w:before="0" w:line="293" w:lineRule="auto"/>
       </w:pPr>
       <w:r>
         <w:rPr>
@@ -2772,12 +2927,12 @@
           <w:color w:val="1A1A1A"/>
           <w:sz w:val="21"/>
         </w:rPr>
-        <w:t>Slide 13 states the workshop plainly: two hours live, 105-minute guided Capability Position Read, 15-minute Q&amp;A and applications, Field Kit included, 30-day evidence process, 90-day rescore, 15 seats, $249 public launch price. Point to the registration CTA once, clearly, and keep this slide visible through Q&amp;A.</w:t>
+        <w:t>Slide 13 states the workshop plainly: two hours live, 105-minute guided Capability Position Read, 15-minute Q&amp;A and applications, Field Kit included, 30-day evidence process, 90-day rescore, 15 seats, $249 public launch price. Point to the registration CTA once, clearly.</w:t>
       </w:r>
     </w:p>
     <w:p>
       <w:pPr>
-        <w:spacing w:after="120" w:before="0" w:line="312" w:lineRule="auto"/>
+        <w:spacing w:after="120" w:before="0" w:line="293" w:lineRule="auto"/>
       </w:pPr>
       <w:r>
         <w:rPr>
@@ -2792,7 +2947,7 @@
     </w:p>
     <w:p>
       <w:pPr>
-        <w:spacing w:after="120" w:before="0" w:line="312" w:lineRule="auto"/>
+        <w:spacing w:after="160" w:before="0" w:line="293" w:lineRule="auto"/>
       </w:pPr>
       <w:r>
         <w:rPr>
@@ -2807,6 +2962,172 @@
     </w:p>
     <w:p>
       <w:pPr>
+        <w:spacing w:after="80" w:before="0" w:line="293" w:lineRule="auto"/>
+      </w:pPr>
+      <w:r>
+        <w:rPr>
+          <w:rFonts w:ascii="DM Sans" w:hAnsi="DM Sans" w:cs="DM Sans"/>
+          <w:b/>
+          <w:i w:val="0"/>
+          <w:color w:val="C9A84C"/>
+          <w:sz w:val="21"/>
+          <w:spacing w:val="30"/>
+        </w:rPr>
+        <w:t>Slide 13 stays visible through Q&amp;A — do not switch slides</w:t>
+      </w:r>
+    </w:p>
+    <w:p>
+      <w:pPr>
+        <w:spacing w:after="120" w:before="0" w:line="293" w:lineRule="auto"/>
+      </w:pPr>
+      <w:r>
+        <w:rPr>
+          <w:rFonts w:ascii="DM Sans" w:hAnsi="DM Sans" w:cs="DM Sans"/>
+          <w:b w:val="0"/>
+          <w:i w:val="0"/>
+          <w:color w:val="1A1A1A"/>
+          <w:sz w:val="21"/>
+        </w:rPr>
+        <w:t>At 34:00, do not advance to a new slide. Stay on slide 13. The registration CTA, price, and QR code are already on screen, which is the whole point — participants see the offer for the entire eleven-minute Q&amp;A block, not just for ninety seconds beforehand.</w:t>
+      </w:r>
+    </w:p>
+    <w:p>
+      <w:pPr>
+        <w:spacing w:after="40" w:before="0" w:line="293" w:lineRule="auto"/>
+      </w:pPr>
+      <w:r>
+        <w:rPr>
+          <w:rFonts w:ascii="DM Sans" w:hAnsi="DM Sans" w:cs="DM Sans"/>
+          <w:b/>
+          <w:i w:val="0"/>
+          <w:color w:val="C9A84C"/>
+          <w:sz w:val="22"/>
+        </w:rPr>
+        <w:t xml:space="preserve">•  </w:t>
+      </w:r>
+      <w:r>
+        <w:rPr>
+          <w:rFonts w:ascii="DM Sans" w:hAnsi="DM Sans" w:cs="DM Sans"/>
+          <w:b/>
+          <w:i w:val="0"/>
+          <w:color w:val="1A1A1A"/>
+          <w:sz w:val="22"/>
+        </w:rPr>
+        <w:t xml:space="preserve">Good Q&amp;A questions. </w:t>
+      </w:r>
+      <w:r>
+        <w:rPr>
+          <w:rFonts w:ascii="DM Sans" w:hAnsi="DM Sans" w:cs="DM Sans"/>
+          <w:b w:val="0"/>
+          <w:i w:val="0"/>
+          <w:color w:val="1A1A1A"/>
+          <w:sz w:val="22"/>
+        </w:rPr>
+        <w:t>How do I tell the difference between performance and formation? What does portability mean? What kind of evidence counts?</w:t>
+      </w:r>
+    </w:p>
+    <w:p>
+      <w:pPr>
+        <w:spacing w:after="40" w:before="0" w:line="293" w:lineRule="auto"/>
+      </w:pPr>
+      <w:r>
+        <w:rPr>
+          <w:rFonts w:ascii="DM Sans" w:hAnsi="DM Sans" w:cs="DM Sans"/>
+          <w:b/>
+          <w:i w:val="0"/>
+          <w:color w:val="C9A84C"/>
+          <w:sz w:val="22"/>
+        </w:rPr>
+        <w:t xml:space="preserve">•  </w:t>
+      </w:r>
+      <w:r>
+        <w:rPr>
+          <w:rFonts w:ascii="DM Sans" w:hAnsi="DM Sans" w:cs="DM Sans"/>
+          <w:b/>
+          <w:i w:val="0"/>
+          <w:color w:val="1A1A1A"/>
+          <w:sz w:val="22"/>
+        </w:rPr>
+        <w:t xml:space="preserve">Questions to redirect. </w:t>
+      </w:r>
+      <w:r>
+        <w:rPr>
+          <w:rFonts w:ascii="DM Sans" w:hAnsi="DM Sans" w:cs="DM Sans"/>
+          <w:b w:val="0"/>
+          <w:i w:val="0"/>
+          <w:color w:val="1A1A1A"/>
+          <w:sz w:val="22"/>
+        </w:rPr>
+        <w:t>Should I leave? What state am I in? What should I do about my manager? Can you score my situation?</w:t>
+      </w:r>
+    </w:p>
+    <w:p>
+      <w:pPr>
+        <w:spacing w:after="80" w:before="0" w:line="293" w:lineRule="auto"/>
+      </w:pPr>
+      <w:r>
+        <w:rPr>
+          <w:rFonts w:ascii="DM Sans" w:hAnsi="DM Sans" w:cs="DM Sans"/>
+          <w:b/>
+          <w:i w:val="0"/>
+          <w:color w:val="C1440E"/>
+          <w:sz w:val="21"/>
+        </w:rPr>
+        <w:t xml:space="preserve">Q&amp;A boundary (say this): </w:t>
+      </w:r>
+      <w:r>
+        <w:rPr>
+          <w:rFonts w:ascii="Georgia" w:hAnsi="Georgia" w:cs="Georgia"/>
+          <w:b w:val="0"/>
+          <w:i/>
+          <w:color w:val="0F2347"/>
+          <w:sz w:val="24"/>
+        </w:rPr>
+        <w:t>“I can help you clarify what the pattern suggests examining. I cannot make the employment decision for you.”</w:t>
+      </w:r>
+    </w:p>
+    <w:p>
+      <w:pPr>
+        <w:spacing w:after="120" w:before="0" w:line="293" w:lineRule="auto"/>
+      </w:pPr>
+      <w:r>
+        <w:rPr>
+          <w:rFonts w:ascii="DM Sans" w:hAnsi="DM Sans" w:cs="DM Sans"/>
+          <w:b/>
+          <w:i w:val="0"/>
+          <w:color w:val="C1440E"/>
+          <w:sz w:val="21"/>
+        </w:rPr>
+        <w:t xml:space="preserve">If asked why no one is scored here: </w:t>
+      </w:r>
+      <w:r>
+        <w:rPr>
+          <w:rFonts w:ascii="Georgia" w:hAnsi="Georgia" w:cs="Georgia"/>
+          <w:b w:val="0"/>
+          <w:i/>
+          <w:color w:val="0F2347"/>
+          <w:sz w:val="24"/>
+        </w:rPr>
+        <w:t>“Questions about the ideas are welcome. Individual situations will not be scored or diagnosed in this room.”</w:t>
+      </w:r>
+    </w:p>
+    <w:p>
+      <w:pPr>
+        <w:spacing w:after="120" w:before="0" w:line="293" w:lineRule="auto"/>
+      </w:pPr>
+      <w:r>
+        <w:rPr>
+          <w:rFonts w:ascii="DM Sans" w:hAnsi="DM Sans" w:cs="DM Sans"/>
+          <w:b w:val="0"/>
+          <w:i/>
+          <w:color w:val="4A4A4A"/>
+          <w:sz w:val="20"/>
+        </w:rPr>
+        <w:t>A slide carrying this same Q&amp;A guidance still exists in the file immediately after slide 13, but it is hidden (View &gt; Hide Slide is set) and will not appear if you advance normally through the deck in Slide Show mode. Do not manually unhide and jump to it during a live session — that would take the registration and pricing off screen, which is exactly what this change was meant to prevent. It is there only as a quick-reference card if you prefer glancing at Slide Sorter view over these notes.</w:t>
+      </w:r>
+    </w:p>
+    <w:p>
+      <w:pPr>
         <w:pBdr>
           <w:bottom w:val="single" w:sz="6" w:space="1" w:color="C9A84C"/>
         </w:pBdr>
@@ -2815,7 +3136,7 @@
     </w:p>
     <w:p>
       <w:pPr>
-        <w:spacing w:after="120" w:before="280" w:line="312" w:lineRule="auto"/>
+        <w:spacing w:after="100" w:before="200" w:line="293" w:lineRule="auto"/>
       </w:pPr>
       <w:r>
         <w:rPr>
@@ -2831,7 +3152,7 @@
     </w:p>
     <w:p>
       <w:pPr>
-        <w:spacing w:after="160" w:before="0" w:line="312" w:lineRule="auto"/>
+        <w:spacing w:after="160" w:before="0" w:line="293" w:lineRule="auto"/>
       </w:pPr>
       <w:r>
         <w:rPr>
@@ -2846,7 +3167,7 @@
     </w:p>
     <w:p>
       <w:pPr>
-        <w:spacing w:after="80" w:before="0" w:line="312" w:lineRule="auto"/>
+        <w:spacing w:after="80" w:before="0" w:line="293" w:lineRule="auto"/>
       </w:pPr>
       <w:r>
         <w:rPr>
@@ -2862,7 +3183,7 @@
     </w:p>
     <w:p>
       <w:pPr>
-        <w:spacing w:after="60" w:before="0" w:line="312" w:lineRule="auto"/>
+        <w:spacing w:after="40" w:before="0" w:line="293" w:lineRule="auto"/>
       </w:pPr>
       <w:r>
         <w:rPr>
@@ -2887,7 +3208,7 @@
     </w:p>
     <w:p>
       <w:pPr>
-        <w:spacing w:after="60" w:before="0" w:line="312" w:lineRule="auto"/>
+        <w:spacing w:after="40" w:before="0" w:line="293" w:lineRule="auto"/>
       </w:pPr>
       <w:r>
         <w:rPr>
@@ -2912,7 +3233,7 @@
     </w:p>
     <w:p>
       <w:pPr>
-        <w:spacing w:after="60" w:before="0" w:line="312" w:lineRule="auto"/>
+        <w:spacing w:after="40" w:before="0" w:line="293" w:lineRule="auto"/>
       </w:pPr>
       <w:r>
         <w:rPr>
@@ -2937,7 +3258,7 @@
     </w:p>
     <w:p>
       <w:pPr>
-        <w:spacing w:after="60" w:before="0" w:line="312" w:lineRule="auto"/>
+        <w:spacing w:after="40" w:before="0" w:line="293" w:lineRule="auto"/>
       </w:pPr>
       <w:r>
         <w:rPr>
@@ -2962,7 +3283,7 @@
     </w:p>
     <w:p>
       <w:pPr>
-        <w:spacing w:after="60" w:before="0" w:line="312" w:lineRule="auto"/>
+        <w:spacing w:after="40" w:before="0" w:line="293" w:lineRule="auto"/>
       </w:pPr>
       <w:r>
         <w:rPr>
@@ -2987,7 +3308,7 @@
     </w:p>
     <w:p>
       <w:pPr>
-        <w:spacing w:after="60" w:before="0" w:line="312" w:lineRule="auto"/>
+        <w:spacing w:after="40" w:before="0" w:line="293" w:lineRule="auto"/>
       </w:pPr>
       <w:r>
         <w:rPr>
@@ -3012,7 +3333,7 @@
     </w:p>
     <w:p>
       <w:pPr>
-        <w:spacing w:after="80" w:before="160" w:line="312" w:lineRule="auto"/>
+        <w:spacing w:after="80" w:before="160" w:line="293" w:lineRule="auto"/>
       </w:pPr>
       <w:r>
         <w:rPr>
@@ -3028,7 +3349,7 @@
     </w:p>
     <w:p>
       <w:pPr>
-        <w:spacing w:after="60" w:before="0" w:line="312" w:lineRule="auto"/>
+        <w:spacing w:after="40" w:before="0" w:line="293" w:lineRule="auto"/>
       </w:pPr>
       <w:r>
         <w:rPr>
@@ -3053,7 +3374,7 @@
     </w:p>
     <w:p>
       <w:pPr>
-        <w:spacing w:after="60" w:before="0" w:line="312" w:lineRule="auto"/>
+        <w:spacing w:after="40" w:before="0" w:line="293" w:lineRule="auto"/>
       </w:pPr>
       <w:r>
         <w:rPr>
@@ -3078,7 +3399,7 @@
     </w:p>
     <w:p>
       <w:pPr>
-        <w:spacing w:after="60" w:before="0" w:line="312" w:lineRule="auto"/>
+        <w:spacing w:after="40" w:before="0" w:line="293" w:lineRule="auto"/>
       </w:pPr>
       <w:r>
         <w:rPr>
@@ -3103,7 +3424,7 @@
     </w:p>
     <w:p>
       <w:pPr>
-        <w:spacing w:after="60" w:before="0" w:line="312" w:lineRule="auto"/>
+        <w:spacing w:after="40" w:before="0" w:line="293" w:lineRule="auto"/>
       </w:pPr>
       <w:r>
         <w:rPr>
@@ -3128,7 +3449,7 @@
     </w:p>
     <w:p>
       <w:pPr>
-        <w:spacing w:after="60" w:before="0" w:line="312" w:lineRule="auto"/>
+        <w:spacing w:after="40" w:before="0" w:line="293" w:lineRule="auto"/>
       </w:pPr>
       <w:r>
         <w:rPr>
@@ -3153,7 +3474,7 @@
     </w:p>
     <w:p>
       <w:pPr>
-        <w:spacing w:after="80" w:before="160" w:line="312" w:lineRule="auto"/>
+        <w:spacing w:after="80" w:before="160" w:line="293" w:lineRule="auto"/>
       </w:pPr>
       <w:r>
         <w:rPr>
@@ -3169,57 +3490,22 @@
     </w:p>
     <w:p>
       <w:pPr>
-        <w:spacing w:after="80" w:before="0" w:line="312" w:lineRule="auto"/>
-      </w:pPr>
-      <w:r>
-        <w:rPr>
-          <w:rFonts w:ascii="DM Sans" w:hAnsi="DM Sans" w:cs="DM Sans"/>
-          <w:b/>
-          <w:i w:val="0"/>
-          <w:color w:val="1A1A1A"/>
-          <w:sz w:val="21"/>
-        </w:rPr>
-        <w:t xml:space="preserve">Primary boundary line (use this one): </w:t>
-      </w:r>
-      <w:r>
-        <w:rPr>
-          <w:rFonts w:ascii="Georgia" w:hAnsi="Georgia" w:cs="Georgia"/>
-          <w:b w:val="0"/>
-          <w:i/>
-          <w:color w:val="0F2347"/>
-          <w:sz w:val="24"/>
-        </w:rPr>
-        <w:t>“I can help you clarify what the pattern suggests examining. I cannot make the employment decision for you.”</w:t>
-      </w:r>
-    </w:p>
-    <w:p>
-      <w:pPr>
-        <w:spacing w:after="60" w:before="0" w:line="312" w:lineRule="auto"/>
-      </w:pPr>
-      <w:r>
-        <w:rPr>
-          <w:rFonts w:ascii="DM Sans" w:hAnsi="DM Sans" w:cs="DM Sans"/>
-          <w:b/>
-          <w:i w:val="0"/>
-          <w:color w:val="C9A84C"/>
-          <w:sz w:val="22"/>
-        </w:rPr>
-        <w:t xml:space="preserve">•  </w:t>
-      </w:r>
+        <w:spacing w:after="80" w:before="0" w:line="293" w:lineRule="auto"/>
+      </w:pPr>
       <w:r>
         <w:rPr>
           <w:rFonts w:ascii="DM Sans" w:hAnsi="DM Sans" w:cs="DM Sans"/>
           <w:b w:val="0"/>
           <w:i w:val="0"/>
           <w:color w:val="1A1A1A"/>
-          <w:sz w:val="22"/>
+          <w:sz w:val="21"/>
         </w:rPr>
-        <w:t>“That is exactly what the full Position Read is designed to handle. Today, I can help you recognize the pattern.”</w:t>
+        <w:t>Full Q&amp;A guidance — the boundary line, the participant-facing wording, good questions versus questions to redirect, and why the hidden reference slide stays hidden — lives in Section 8, since Q&amp;A now happens on the same slide as the workshop invitation. Two more redirect lines you can use interchangeably with the primary boundary line:</w:t>
       </w:r>
     </w:p>
     <w:p>
       <w:pPr>
-        <w:spacing w:after="60" w:before="0" w:line="312" w:lineRule="auto"/>
+        <w:spacing w:after="40" w:before="0" w:line="293" w:lineRule="auto"/>
       </w:pPr>
       <w:r>
         <w:rPr>
@@ -3244,7 +3530,7 @@
     </w:p>
     <w:p>
       <w:pPr>
-        <w:spacing w:after="60" w:before="0" w:line="312" w:lineRule="auto"/>
+        <w:spacing w:after="40" w:before="0" w:line="293" w:lineRule="auto"/>
       </w:pPr>
       <w:r>
         <w:rPr>
@@ -3269,31 +3555,6 @@
     </w:p>
     <w:p>
       <w:pPr>
-        <w:spacing w:after="60" w:before="0" w:line="312" w:lineRule="auto"/>
-      </w:pPr>
-      <w:r>
-        <w:rPr>
-          <w:rFonts w:ascii="DM Sans" w:hAnsi="DM Sans" w:cs="DM Sans"/>
-          <w:b/>
-          <w:i w:val="0"/>
-          <w:color w:val="C9A84C"/>
-          <w:sz w:val="22"/>
-        </w:rPr>
-        <w:t xml:space="preserve">•  </w:t>
-      </w:r>
-      <w:r>
-        <w:rPr>
-          <w:rFonts w:ascii="DM Sans" w:hAnsi="DM Sans" w:cs="DM Sans"/>
-          <w:b w:val="0"/>
-          <w:i w:val="0"/>
-          <w:color w:val="1A1A1A"/>
-          <w:sz w:val="22"/>
-        </w:rPr>
-        <w:t>“Today is recognition. The paid workshop is where we do assessment and decision.”</w:t>
-      </w:r>
-    </w:p>
-    <w:p>
-      <w:pPr>
         <w:pBdr>
           <w:bottom w:val="single" w:sz="6" w:space="1" w:color="C9A84C"/>
         </w:pBdr>
@@ -3302,7 +3563,7 @@
     </w:p>
     <w:p>
       <w:pPr>
-        <w:spacing w:after="120" w:before="280" w:line="312" w:lineRule="auto"/>
+        <w:spacing w:after="100" w:before="200" w:line="293" w:lineRule="auto"/>
       </w:pPr>
       <w:r>
         <w:rPr>
@@ -3318,7 +3579,7 @@
     </w:p>
     <w:p>
       <w:pPr>
-        <w:spacing w:after="120" w:before="0" w:line="312" w:lineRule="auto"/>
+        <w:spacing w:after="120" w:before="0" w:line="293" w:lineRule="auto"/>
       </w:pPr>
       <w:r>
         <w:rPr>
@@ -3333,7 +3594,7 @@
     </w:p>
     <w:p>
       <w:pPr>
-        <w:spacing w:after="60" w:before="0" w:line="312" w:lineRule="auto"/>
+        <w:spacing w:after="60" w:before="0" w:line="293" w:lineRule="auto"/>
       </w:pPr>
       <w:r>
         <w:rPr>
@@ -3358,7 +3619,7 @@
     </w:p>
     <w:p>
       <w:pPr>
-        <w:spacing w:after="60" w:before="0" w:line="312" w:lineRule="auto"/>
+        <w:spacing w:after="60" w:before="0" w:line="293" w:lineRule="auto"/>
       </w:pPr>
       <w:r>
         <w:rPr>
@@ -3383,7 +3644,7 @@
     </w:p>
     <w:p>
       <w:pPr>
-        <w:spacing w:after="60" w:before="0" w:line="312" w:lineRule="auto"/>
+        <w:spacing w:after="60" w:before="0" w:line="293" w:lineRule="auto"/>
       </w:pPr>
       <w:r>
         <w:rPr>
@@ -3408,7 +3669,7 @@
     </w:p>
     <w:p>
       <w:pPr>
-        <w:spacing w:after="160" w:before="0" w:line="312" w:lineRule="auto"/>
+        <w:spacing w:after="160" w:before="0" w:line="293" w:lineRule="auto"/>
       </w:pPr>
       <w:r>
         <w:rPr>
@@ -3433,7 +3694,7 @@
     </w:p>
     <w:p>
       <w:pPr>
-        <w:spacing w:after="80" w:before="0" w:line="312" w:lineRule="auto"/>
+        <w:spacing w:after="80" w:before="0" w:line="293" w:lineRule="auto"/>
       </w:pPr>
       <w:r>
         <w:rPr>
@@ -3448,7 +3709,7 @@
     </w:p>
     <w:p>
       <w:pPr>
-        <w:spacing w:after="60" w:before="0" w:line="312" w:lineRule="auto"/>
+        <w:spacing w:after="40" w:before="0" w:line="293" w:lineRule="auto"/>
       </w:pPr>
       <w:r>
         <w:rPr>
@@ -3473,7 +3734,7 @@
     </w:p>
     <w:p>
       <w:pPr>
-        <w:spacing w:after="60" w:before="0" w:line="312" w:lineRule="auto"/>
+        <w:spacing w:after="40" w:before="0" w:line="293" w:lineRule="auto"/>
       </w:pPr>
       <w:r>
         <w:rPr>
@@ -3498,7 +3759,7 @@
     </w:p>
     <w:p>
       <w:pPr>
-        <w:spacing w:after="60" w:before="0" w:line="312" w:lineRule="auto"/>
+        <w:spacing w:after="40" w:before="0" w:line="293" w:lineRule="auto"/>
       </w:pPr>
       <w:r>
         <w:rPr>
@@ -3523,7 +3784,7 @@
     </w:p>
     <w:p>
       <w:pPr>
-        <w:spacing w:after="60" w:before="0" w:line="312" w:lineRule="auto"/>
+        <w:spacing w:after="40" w:before="0" w:line="293" w:lineRule="auto"/>
       </w:pPr>
       <w:r>
         <w:rPr>
@@ -3556,7 +3817,7 @@
     </w:p>
     <w:p>
       <w:pPr>
-        <w:spacing w:after="120" w:before="280" w:line="312" w:lineRule="auto"/>
+        <w:spacing w:after="100" w:before="200" w:line="293" w:lineRule="auto"/>
       </w:pPr>
       <w:r>
         <w:rPr>
@@ -3577,10 +3838,10 @@
         <w:tblLook w:firstColumn="1" w:firstRow="1" w:lastColumn="0" w:lastRow="0" w:noHBand="0" w:noVBand="1" w:val="04A0"/>
       </w:tblPr>
       <w:tblGrid>
-        <w:gridCol w:w="2448"/>
-        <w:gridCol w:w="2448"/>
-        <w:gridCol w:w="2448"/>
-        <w:gridCol w:w="2448"/>
+        <w:gridCol w:w="2484"/>
+        <w:gridCol w:w="2484"/>
+        <w:gridCol w:w="2484"/>
+        <w:gridCol w:w="2484"/>
       </w:tblGrid>
       <w:tr>
         <w:tc>
@@ -4449,7 +4710,69 @@
                 <w:rFonts w:ascii="DM Sans" w:hAnsi="DM Sans"/>
                 <w:sz w:val="19"/>
               </w:rPr>
-              <w:t>State price and format plainly. Point to the CTA once. Keep this slide up for Q&amp;A.</w:t>
+              <w:t>State price and format plainly. Point to the CTA once.</w:t>
+            </w:r>
+          </w:p>
+        </w:tc>
+      </w:tr>
+      <w:tr>
+        <w:tc>
+          <w:tcPr>
+            <w:tcW w:type="dxa" w:w="576"/>
+          </w:tcPr>
+          <w:p>
+            <w:r/>
+            <w:r>
+              <w:rPr>
+                <w:rFonts w:ascii="DM Sans" w:hAnsi="DM Sans"/>
+                <w:sz w:val="19"/>
+              </w:rPr>
+              <w:t>13</w:t>
+            </w:r>
+          </w:p>
+        </w:tc>
+        <w:tc>
+          <w:tcPr>
+            <w:tcW w:type="dxa" w:w="2160"/>
+          </w:tcPr>
+          <w:p>
+            <w:r/>
+            <w:r>
+              <w:rPr>
+                <w:rFonts w:ascii="DM Sans" w:hAnsi="DM Sans"/>
+                <w:sz w:val="19"/>
+              </w:rPr>
+              <w:t>Q&amp;A (same slide)</w:t>
+            </w:r>
+          </w:p>
+        </w:tc>
+        <w:tc>
+          <w:tcPr>
+            <w:tcW w:type="dxa" w:w="1296"/>
+          </w:tcPr>
+          <w:p>
+            <w:r/>
+            <w:r>
+              <w:rPr>
+                <w:rFonts w:ascii="DM Sans" w:hAnsi="DM Sans"/>
+                <w:sz w:val="19"/>
+              </w:rPr>
+              <w:t>34:00-45:00</w:t>
+            </w:r>
+          </w:p>
+        </w:tc>
+        <w:tc>
+          <w:tcPr>
+            <w:tcW w:type="dxa" w:w="5184"/>
+          </w:tcPr>
+          <w:p>
+            <w:r/>
+            <w:r>
+              <w:rPr>
+                <w:rFonts w:ascii="DM Sans" w:hAnsi="DM Sans"/>
+                <w:sz w:val="19"/>
+              </w:rPr>
+              <w:t>Do not advance. Keep answers short. Use the boundary line.</w:t>
             </w:r>
           </w:p>
         </w:tc>
@@ -4481,7 +4804,7 @@
                 <w:rFonts w:ascii="DM Sans" w:hAnsi="DM Sans"/>
                 <w:sz w:val="19"/>
               </w:rPr>
-              <w:t>Q&amp;A</w:t>
+              <w:t>Q&amp;A (hidden)</w:t>
             </w:r>
           </w:p>
         </w:tc>
@@ -4496,7 +4819,7 @@
                 <w:rFonts w:ascii="DM Sans" w:hAnsi="DM Sans"/>
                 <w:sz w:val="19"/>
               </w:rPr>
-              <w:t>34:00-45:00</w:t>
+              <w:t>not presented</w:t>
             </w:r>
           </w:p>
         </w:tc>
@@ -4511,7 +4834,7 @@
                 <w:rFonts w:ascii="DM Sans" w:hAnsi="DM Sans"/>
                 <w:sz w:val="19"/>
               </w:rPr>
-              <w:t>Keep answers short. Use the boundary line. Registration strip stays visible.</w:t>
+              <w:t>Facilitator reference only. Do not unhide or present live — see Section 8.</w:t>
             </w:r>
           </w:p>
         </w:tc>
@@ -4594,7 +4917,7 @@
     </w:p>
     <w:p>
       <w:pPr>
-        <w:spacing w:after="120" w:before="280" w:line="312" w:lineRule="auto"/>
+        <w:spacing w:after="100" w:before="200" w:line="293" w:lineRule="auto"/>
       </w:pPr>
       <w:r>
         <w:rPr>
@@ -4610,7 +4933,7 @@
     </w:p>
     <w:p>
       <w:pPr>
-        <w:spacing w:after="60" w:before="0" w:line="312" w:lineRule="auto"/>
+        <w:spacing w:after="40" w:before="0" w:line="293" w:lineRule="auto"/>
       </w:pPr>
       <w:r>
         <w:rPr>
@@ -4635,7 +4958,7 @@
     </w:p>
     <w:p>
       <w:pPr>
-        <w:spacing w:after="60" w:before="0" w:line="312" w:lineRule="auto"/>
+        <w:spacing w:after="40" w:before="0" w:line="293" w:lineRule="auto"/>
       </w:pPr>
       <w:r>
         <w:rPr>
@@ -4660,7 +4983,7 @@
     </w:p>
     <w:p>
       <w:pPr>
-        <w:spacing w:after="60" w:before="0" w:line="312" w:lineRule="auto"/>
+        <w:spacing w:after="40" w:before="0" w:line="293" w:lineRule="auto"/>
       </w:pPr>
       <w:r>
         <w:rPr>
@@ -4685,7 +5008,7 @@
     </w:p>
     <w:p>
       <w:pPr>
-        <w:spacing w:after="60" w:before="0" w:line="312" w:lineRule="auto"/>
+        <w:spacing w:after="40" w:before="0" w:line="293" w:lineRule="auto"/>
       </w:pPr>
       <w:r>
         <w:rPr>
@@ -4710,7 +5033,7 @@
     </w:p>
     <w:p>
       <w:pPr>
-        <w:spacing w:after="60" w:before="0" w:line="312" w:lineRule="auto"/>
+        <w:spacing w:after="40" w:before="0" w:line="293" w:lineRule="auto"/>
       </w:pPr>
       <w:r>
         <w:rPr>
@@ -4735,7 +5058,7 @@
     </w:p>
     <w:p>
       <w:pPr>
-        <w:spacing w:after="60" w:before="0" w:line="312" w:lineRule="auto"/>
+        <w:spacing w:after="40" w:before="0" w:line="293" w:lineRule="auto"/>
       </w:pPr>
       <w:r>
         <w:rPr>
@@ -4760,7 +5083,7 @@
     </w:p>
     <w:p>
       <w:pPr>
-        <w:spacing w:after="60" w:before="0" w:line="312" w:lineRule="auto"/>
+        <w:spacing w:after="40" w:before="0" w:line="293" w:lineRule="auto"/>
       </w:pPr>
       <w:r>
         <w:rPr>
@@ -4785,7 +5108,7 @@
     </w:p>
     <w:p>
       <w:pPr>
-        <w:spacing w:after="60" w:before="0" w:line="312" w:lineRule="auto"/>
+        <w:spacing w:after="40" w:before="0" w:line="293" w:lineRule="auto"/>
       </w:pPr>
       <w:r>
         <w:rPr>
@@ -4810,7 +5133,7 @@
     </w:p>
     <w:p>
       <w:pPr>
-        <w:spacing w:after="60" w:before="0" w:line="312" w:lineRule="auto"/>
+        <w:spacing w:after="40" w:before="0" w:line="293" w:lineRule="auto"/>
       </w:pPr>
       <w:r>
         <w:rPr>
@@ -4835,7 +5158,7 @@
     </w:p>
     <w:p>
       <w:pPr>
-        <w:spacing w:after="60" w:before="0" w:line="312" w:lineRule="auto"/>
+        <w:spacing w:after="40" w:before="0" w:line="293" w:lineRule="auto"/>
       </w:pPr>
       <w:r>
         <w:rPr>
@@ -4860,7 +5183,7 @@
     </w:p>
     <w:p>
       <w:pPr>
-        <w:spacing w:after="60" w:before="0" w:line="312" w:lineRule="auto"/>
+        <w:spacing w:after="40" w:before="0" w:line="293" w:lineRule="auto"/>
       </w:pPr>
       <w:r>
         <w:rPr>
@@ -4885,7 +5208,7 @@
     </w:p>
     <w:p>
       <w:pPr>
-        <w:spacing w:after="60" w:before="0" w:line="312" w:lineRule="auto"/>
+        <w:spacing w:after="40" w:before="0" w:line="293" w:lineRule="auto"/>
       </w:pPr>
       <w:r>
         <w:rPr>
@@ -4910,7 +5233,7 @@
     </w:p>
     <w:p>
       <w:pPr>
-        <w:spacing w:after="60" w:before="0" w:line="312" w:lineRule="auto"/>
+        <w:spacing w:after="40" w:before="0" w:line="293" w:lineRule="auto"/>
       </w:pPr>
       <w:r>
         <w:rPr>
@@ -4935,7 +5258,7 @@
     </w:p>
     <w:p>
       <w:pPr>
-        <w:spacing w:after="60" w:before="0" w:line="312" w:lineRule="auto"/>
+        <w:spacing w:after="40" w:before="0" w:line="293" w:lineRule="auto"/>
       </w:pPr>
       <w:r>
         <w:rPr>
@@ -4968,7 +5291,7 @@
     </w:p>
     <w:p>
       <w:pPr>
-        <w:spacing w:after="120" w:before="120" w:line="312" w:lineRule="auto"/>
+        <w:spacing w:after="100" w:before="120" w:line="293" w:lineRule="auto"/>
       </w:pPr>
       <w:r>
         <w:rPr>
@@ -4984,7 +5307,7 @@
     </w:p>
     <w:sectPr>
       <w:pgSz w:w="12240" w:h="15840"/>
-      <w:pgMar w:top="1080" w:right="1224" w:bottom="1080" w:left="1224" w:header="720" w:footer="720" w:gutter="0"/>
+      <w:pgMar w:top="893" w:right="1152" w:bottom="893" w:left="1152" w:header="720" w:footer="720" w:gutter="0"/>
       <w:cols w:space="720"/>
       <w:docGrid w:linePitch="360"/>
     </w:sectPr>
